--- a/Ressourcen/Projektdokumentation_M294_M295.docx
+++ b/Ressourcen/Projektdokumentation_M294_M295.docx
@@ -1335,23 +1335,7 @@
                 <w:noProof/>
                 <w:lang w:val="de-CH"/>
               </w:rPr>
-              <w:t>8. Testi</w:t>
-            </w:r>
-            <w:r>
-              <w:rPr>
-                <w:rStyle w:val="Hyperlink"/>
-                <w:noProof/>
-                <w:lang w:val="de-CH"/>
-              </w:rPr>
-              <w:t>n</w:t>
-            </w:r>
-            <w:r>
-              <w:rPr>
-                <w:rStyle w:val="Hyperlink"/>
-                <w:noProof/>
-                <w:lang w:val="de-CH"/>
-              </w:rPr>
-              <w:t>g</w:t>
+              <w:t>8. Testing</w:t>
             </w:r>
             <w:r>
               <w:rPr>
@@ -7797,106 +7781,10 @@
     <w:p>
       <w:pPr>
         <w:rPr>
-          <w:lang w:val="de-CH"/>
-        </w:rPr>
-      </w:pPr>
-      <w:r>
-        <w:rPr>
-          <w:lang w:val="de-CH"/>
-        </w:rPr>
-        <w:t xml:space="preserve">Um die Funktionsfähigkeit und Zuverlässigkeit der Anwendung Book Buddy sicherzustellen, wurde eine kombinierte Teststrategie angewendet, die sowohl automatisierte Tests als auch manuelle Überprüfungen umfasst. Der Fokus lag dabei auf den Kernfunktionen des </w:t>
-      </w:r>
-      <w:proofErr w:type="spellStart"/>
-      <w:r>
-        <w:rPr>
-          <w:lang w:val="de-CH"/>
-        </w:rPr>
-        <w:t>Backends</w:t>
-      </w:r>
-      <w:proofErr w:type="spellEnd"/>
-      <w:r>
-        <w:rPr>
-          <w:lang w:val="de-CH"/>
-        </w:rPr>
-        <w:t xml:space="preserve"> sowie auf der Validierung der Benutzerinteraktionen im Frontend.</w:t>
-      </w:r>
-    </w:p>
-    <w:p>
-      <w:pPr>
-        <w:rPr>
-          <w:lang w:val="de-CH"/>
-        </w:rPr>
-      </w:pPr>
-      <w:r>
-        <w:rPr>
           <w:b/>
           <w:bCs/>
           <w:lang w:val="de-CH"/>
         </w:rPr>
-        <w:t>Backend-Tests:</w:t>
-      </w:r>
-    </w:p>
-    <w:p>
-      <w:pPr>
-        <w:rPr>
-          <w:lang w:val="de-CH"/>
-        </w:rPr>
-      </w:pPr>
-      <w:r>
-        <w:rPr>
-          <w:lang w:val="de-CH"/>
-        </w:rPr>
-        <w:lastRenderedPageBreak/>
-        <w:t xml:space="preserve">Im Backend wurde auf Unit- und Integrationstests verzichtet, da der Schwerpunkt des Projekts auf der strukturierten Umsetzung der REST-Schnittstellen sowie der Datenvalidierung lag. Zur Absicherung der Daten wurde auf die Verwendung von Bean Validation mit Annotationen wie @NotBlank oder @Size in den Entitäten Book und </w:t>
-      </w:r>
-      <w:proofErr w:type="spellStart"/>
-      <w:r>
-        <w:rPr>
-          <w:lang w:val="de-CH"/>
-        </w:rPr>
-        <w:t>Category</w:t>
-      </w:r>
-      <w:proofErr w:type="spellEnd"/>
-      <w:r>
-        <w:rPr>
-          <w:lang w:val="de-CH"/>
-        </w:rPr>
-        <w:t xml:space="preserve"> zurückgegriffen. Ergänzend sorgt ein globaler </w:t>
-      </w:r>
-      <w:proofErr w:type="spellStart"/>
-      <w:r>
-        <w:rPr>
-          <w:lang w:val="de-CH"/>
-        </w:rPr>
-        <w:t>Exception</w:t>
-      </w:r>
-      <w:proofErr w:type="spellEnd"/>
-      <w:r>
-        <w:rPr>
-          <w:lang w:val="de-CH"/>
-        </w:rPr>
-        <w:t>-Handler (</w:t>
-      </w:r>
-      <w:proofErr w:type="spellStart"/>
-      <w:r>
-        <w:rPr>
-          <w:lang w:val="de-CH"/>
-        </w:rPr>
-        <w:t>RestExceptionHandler</w:t>
-      </w:r>
-      <w:proofErr w:type="spellEnd"/>
-      <w:r>
-        <w:rPr>
-          <w:lang w:val="de-CH"/>
-        </w:rPr>
-        <w:t>) dafür, dass fehlerhafte Anfragen konsistent mit klaren HTTP-Statuscodes und aussagekräftigen Fehlermeldungen beantwortet werden. So wird sichergestellt, dass der Client bei fehlerhaften Eingaben entsprechende Rückmeldungen erhält und die Anwendung nicht unkontrolliert abstürzt.</w:t>
-      </w:r>
-    </w:p>
-    <w:p>
-      <w:pPr>
-        <w:rPr>
-          <w:lang w:val="de-CH"/>
-        </w:rPr>
       </w:pPr>
       <w:r>
         <w:rPr>
@@ -7904,90 +7792,34 @@
           <w:bCs/>
           <w:lang w:val="de-CH"/>
         </w:rPr>
-        <w:t>Frontend-Tests:</w:t>
-      </w:r>
-    </w:p>
-    <w:p>
-      <w:pPr>
-        <w:rPr>
-          <w:lang w:val="de-CH"/>
-        </w:rPr>
-      </w:pPr>
-      <w:r>
-        <w:rPr>
-          <w:lang w:val="de-CH"/>
-        </w:rPr>
-        <w:t>Im Frontend wurden die zentralen Formulare zur Bucherfassung und -bearbeitung (</w:t>
+        <w:t>Testkonzept und Umsetzung</w:t>
+      </w:r>
+    </w:p>
+    <w:p>
+      <w:pPr>
+        <w:rPr>
+          <w:lang w:val="de-CH"/>
+        </w:rPr>
+      </w:pPr>
+      <w:r>
+        <w:rPr>
+          <w:lang w:val="de-CH"/>
+        </w:rPr>
+        <w:t>Zur Sicherstellung der grundlegenden Funktionalität und Zuverlässigkeit der Anwendung Book Buddy wurde ein pragmatischer Testansatz gewählt, der den Projektumfang und die gegebenen Ressourcen berücksichtigt. Dabei lag der Fokus auf der Prüfung der wichtigsten Kernfunktionen im Backend sowie auf manuellen End-</w:t>
       </w:r>
       <w:proofErr w:type="spellStart"/>
       <w:r>
         <w:rPr>
           <w:lang w:val="de-CH"/>
         </w:rPr>
-        <w:t>BookForm.tsx</w:t>
+        <w:t>to</w:t>
       </w:r>
       <w:proofErr w:type="spellEnd"/>
       <w:r>
         <w:rPr>
           <w:lang w:val="de-CH"/>
         </w:rPr>
-        <w:t xml:space="preserve"> und </w:t>
-      </w:r>
-      <w:proofErr w:type="spellStart"/>
-      <w:r>
-        <w:rPr>
-          <w:lang w:val="de-CH"/>
-        </w:rPr>
-        <w:t>EditBookForm.tsx</w:t>
-      </w:r>
-      <w:proofErr w:type="spellEnd"/>
-      <w:r>
-        <w:rPr>
-          <w:lang w:val="de-CH"/>
-        </w:rPr>
-        <w:t xml:space="preserve">) manuell getestet. Dabei lag das Augenmerk insbesondere auf der Fehlerbehandlung bei leeren Feldern, ungültigen Eingaben und unterbrochenen Serververbindungen. Fehlermeldungen wie „Bitte fülle alle Felder aus“ oder „Verbindung zum Server fehlgeschlagen“ wurden gezielt durch Testszenarien ausgelöst und auf ihre Benutzerfreundlichkeit geprüft. Zusätzlich wurde mit dem vorbereiteten </w:t>
-      </w:r>
-      <w:proofErr w:type="spellStart"/>
-      <w:r>
-        <w:rPr>
-          <w:lang w:val="de-CH"/>
-        </w:rPr>
-        <w:t>App.test.ts</w:t>
-      </w:r>
-      <w:proofErr w:type="spellEnd"/>
-      <w:r>
-        <w:rPr>
-          <w:lang w:val="de-CH"/>
-        </w:rPr>
-        <w:t xml:space="preserve">-Modul die technische Grundlage für automatisierte Tests mittels </w:t>
-      </w:r>
-      <w:proofErr w:type="spellStart"/>
-      <w:r>
-        <w:rPr>
-          <w:lang w:val="de-CH"/>
-        </w:rPr>
-        <w:t>Jest</w:t>
-      </w:r>
-      <w:proofErr w:type="spellEnd"/>
-      <w:r>
-        <w:rPr>
-          <w:lang w:val="de-CH"/>
-        </w:rPr>
-        <w:t xml:space="preserve"> und React </w:t>
-      </w:r>
-      <w:proofErr w:type="spellStart"/>
-      <w:r>
-        <w:rPr>
-          <w:lang w:val="de-CH"/>
-        </w:rPr>
-        <w:t>Testing</w:t>
-      </w:r>
-      <w:proofErr w:type="spellEnd"/>
-      <w:r>
-        <w:rPr>
-          <w:lang w:val="de-CH"/>
-        </w:rPr>
-        <w:t xml:space="preserve"> Library geschaffen. Diese könnten bei einer späteren Projektweiterentwicklung ergänzt und ausgebaut werden.</w:t>
+        <w:t>-End-Tests zur Absicherung der Gesamtfunktionalität.</w:t>
       </w:r>
     </w:p>
     <w:p>
@@ -8002,48 +7834,90 @@
           <w:bCs/>
           <w:lang w:val="de-CH"/>
         </w:rPr>
-        <w:t>Tests über Modulgrenzen hinweg:</w:t>
-      </w:r>
-    </w:p>
-    <w:p>
-      <w:pPr>
-        <w:rPr>
-          <w:lang w:val="de-CH"/>
-        </w:rPr>
-      </w:pPr>
-      <w:r>
-        <w:rPr>
-          <w:lang w:val="de-CH"/>
-        </w:rPr>
-        <w:t xml:space="preserve">Da es sich um eine </w:t>
+        <w:lastRenderedPageBreak/>
+        <w:t>Backend-Tests</w:t>
+      </w:r>
+    </w:p>
+    <w:p>
+      <w:pPr>
+        <w:rPr>
+          <w:lang w:val="de-CH"/>
+        </w:rPr>
+      </w:pPr>
+      <w:r>
+        <w:rPr>
+          <w:lang w:val="de-CH"/>
+        </w:rPr>
+        <w:t xml:space="preserve">Im Backend wurden zwei zentrale automatisierte Tests implementiert. Diese prüfen die Geschäftslogik des </w:t>
       </w:r>
       <w:proofErr w:type="spellStart"/>
       <w:r>
         <w:rPr>
           <w:lang w:val="de-CH"/>
         </w:rPr>
-        <w:t>Fullstack</w:t>
+        <w:t>BookService</w:t>
       </w:r>
       <w:proofErr w:type="spellEnd"/>
       <w:r>
         <w:rPr>
           <w:lang w:val="de-CH"/>
         </w:rPr>
-        <w:t xml:space="preserve">-Anwendung handelt, wurde die Kommunikation zwischen Frontend und </w:t>
-      </w:r>
-      <w:proofErr w:type="gramStart"/>
-      <w:r>
-        <w:rPr>
-          <w:lang w:val="de-CH"/>
-        </w:rPr>
-        <w:t>Backend</w:t>
-      </w:r>
-      <w:proofErr w:type="gramEnd"/>
-      <w:r>
-        <w:rPr>
-          <w:lang w:val="de-CH"/>
-        </w:rPr>
-        <w:t xml:space="preserve"> manuell durch vollständige Durchläufe getestet. Das umfasst z. B. das Anlegen eines neuen Buches im Formular, die Speicherung in der Datenbank über die REST-Schnittstelle sowie die anschließende Anzeige in der Buchliste. Durch das konsistente Zusammenspiel beider Module konnte die Ende-zu-Ende-Funktionalität sichergestellt werden.</w:t>
+        <w:t xml:space="preserve">, insbesondere das Verhalten beim Speichern, Aktualisieren und Löschen von Büchern in Kombination mit gültigen oder ungültigen Kategorien. Dabei kamen </w:t>
+      </w:r>
+      <w:proofErr w:type="spellStart"/>
+      <w:r>
+        <w:rPr>
+          <w:lang w:val="de-CH"/>
+        </w:rPr>
+        <w:t>JUnit</w:t>
+      </w:r>
+      <w:proofErr w:type="spellEnd"/>
+      <w:r>
+        <w:rPr>
+          <w:lang w:val="de-CH"/>
+        </w:rPr>
+        <w:t xml:space="preserve"> 5 sowie </w:t>
+      </w:r>
+      <w:proofErr w:type="spellStart"/>
+      <w:r>
+        <w:rPr>
+          <w:lang w:val="de-CH"/>
+        </w:rPr>
+        <w:t>Mockito</w:t>
+      </w:r>
+      <w:proofErr w:type="spellEnd"/>
+      <w:r>
+        <w:rPr>
+          <w:lang w:val="de-CH"/>
+        </w:rPr>
+        <w:t xml:space="preserve"> zum Einsatz, um Repository-Abhängigkeiten zu simulieren. Zusätzlich wurde ein einfacher Start-Up-Test (Spring Boot Kontext-Test) durchgeführt, um sicherzustellen, dass die Anwendung korrekt initialisiert werden kann.</w:t>
+      </w:r>
+    </w:p>
+    <w:p>
+      <w:pPr>
+        <w:rPr>
+          <w:lang w:val="de-CH"/>
+        </w:rPr>
+      </w:pPr>
+      <w:r>
+        <w:rPr>
+          <w:lang w:val="de-CH"/>
+        </w:rPr>
+        <w:t xml:space="preserve">Weitere Unit- oder Integrationstests für Controller, Validierungslogik oder Fehlerbehandlung wurden im Rahmen dieses Projekts nicht umgesetzt. Die eingesetzte Bean Validation mit Annotationen wie @NotBlank und @Size in den Entitäten übernimmt grundlegende Prüfungen auf Eingabeebene. Ergänzt wird dies durch einen globalen </w:t>
+      </w:r>
+      <w:proofErr w:type="spellStart"/>
+      <w:r>
+        <w:rPr>
+          <w:lang w:val="de-CH"/>
+        </w:rPr>
+        <w:t>Exception</w:t>
+      </w:r>
+      <w:proofErr w:type="spellEnd"/>
+      <w:r>
+        <w:rPr>
+          <w:lang w:val="de-CH"/>
+        </w:rPr>
+        <w:t>-Handler, der konsistente Rückmeldungen bei fehlerhaften Anfragen gewährleistet.</w:t>
       </w:r>
     </w:p>
     <w:p>
@@ -8058,20 +7932,103 @@
           <w:bCs/>
           <w:lang w:val="de-CH"/>
         </w:rPr>
-        <w:t>Fazit:</w:t>
-      </w:r>
-    </w:p>
-    <w:p>
-      <w:pPr>
-        <w:rPr>
-          <w:lang w:val="de-CH"/>
-        </w:rPr>
-      </w:pPr>
-      <w:r>
-        <w:rPr>
-          <w:lang w:val="de-CH"/>
-        </w:rPr>
-        <w:t>Die Testmaßnahmen wurden so gewählt, dass bei gegebenem Projektumfang eine gute Balance zwischen Aufwand und Absicherung erreicht wurde. Fehlerfälle werden zuverlässig erkannt, validiert und benutzerfreundlich kommuniziert. Die Struktur der Anwendung erlaubt es, Tests bei Bedarf gezielt zu erweitern oder zu automatisieren.</w:t>
+        <w:t>Frontend-Tests</w:t>
+      </w:r>
+    </w:p>
+    <w:p>
+      <w:pPr>
+        <w:rPr>
+          <w:lang w:val="de-CH"/>
+        </w:rPr>
+      </w:pPr>
+      <w:r>
+        <w:rPr>
+          <w:lang w:val="de-CH"/>
+        </w:rPr>
+        <w:t>Im Frontend wurde bewusst auf automatisierte Tests verzichtet. Stattdessen wurden die wichtigsten Benutzerinteraktionen in den Formularen zur Bucherfassung und -bearbeitung manuell getestet. Dabei wurde besonderes Augenmerk auf die Validierung von Benutzereingaben, leere Felder und Fehlerzustände wie nicht erreichbare Server gelegt. Typische Fehlermeldungen wie "Bitte fülle alle Felder aus" oder "Verbindung zum Server fehlgeschlagen" wurden gezielt ausgelöst und auf ihre Benutzerfreundlichkeit geprüft.</w:t>
+      </w:r>
+    </w:p>
+    <w:p>
+      <w:pPr>
+        <w:rPr>
+          <w:lang w:val="de-CH"/>
+        </w:rPr>
+      </w:pPr>
+      <w:r>
+        <w:rPr>
+          <w:lang w:val="de-CH"/>
+        </w:rPr>
+        <w:t>Ein vorbereitetes Testmodul war im Projekt ursprünglich angelegt, wurde jedoch im Laufe der Entwicklung entfernt, da automatisierte Frontend-Tests für diesen Projektumfang nicht als priorisiert betrachtet wurden.</w:t>
+      </w:r>
+    </w:p>
+    <w:p>
+      <w:pPr>
+        <w:rPr>
+          <w:lang w:val="de-CH"/>
+        </w:rPr>
+      </w:pPr>
+      <w:r>
+        <w:rPr>
+          <w:b/>
+          <w:bCs/>
+          <w:lang w:val="de-CH"/>
+        </w:rPr>
+        <w:t>Ende-zu-Ende-Prüfung</w:t>
+      </w:r>
+    </w:p>
+    <w:p>
+      <w:pPr>
+        <w:rPr>
+          <w:lang w:val="de-CH"/>
+        </w:rPr>
+      </w:pPr>
+      <w:r>
+        <w:rPr>
+          <w:lang w:val="de-CH"/>
+        </w:rPr>
+        <w:t xml:space="preserve">Die Kommunikation zwischen Frontend und </w:t>
+      </w:r>
+      <w:proofErr w:type="gramStart"/>
+      <w:r>
+        <w:rPr>
+          <w:lang w:val="de-CH"/>
+        </w:rPr>
+        <w:t>Backend</w:t>
+      </w:r>
+      <w:proofErr w:type="gramEnd"/>
+      <w:r>
+        <w:rPr>
+          <w:lang w:val="de-CH"/>
+        </w:rPr>
+        <w:t xml:space="preserve"> wurde durch vollständige Abläufe manuell getestet. Dazu gehörten Szenarien wie das Anlegen eines Buches, das Speichern über die REST-Schnittstelle, die Datenpersistenz in der Datenbank sowie die korrekte Anzeige in der Benutzeroberfläche. Durch diese vollständigen Funktionsdurchläufe konnte die Integration beider Module sichergestellt werden.</w:t>
+      </w:r>
+    </w:p>
+    <w:p>
+      <w:pPr>
+        <w:rPr>
+          <w:lang w:val="de-CH"/>
+        </w:rPr>
+      </w:pPr>
+      <w:r>
+        <w:rPr>
+          <w:b/>
+          <w:bCs/>
+          <w:lang w:val="de-CH"/>
+        </w:rPr>
+        <w:t>Fazit</w:t>
+      </w:r>
+    </w:p>
+    <w:p>
+      <w:pPr>
+        <w:rPr>
+          <w:lang w:val="de-CH"/>
+        </w:rPr>
+      </w:pPr>
+      <w:r>
+        <w:rPr>
+          <w:lang w:val="de-CH"/>
+        </w:rPr>
+        <w:t>Die Teststrategie wurde so gewählt, dass sie bei begrenztem Umfang eine sinnvolle Balance zwischen Aufwand und Qualitätssicherung bietet. Die wichtigsten Funktionalitäten wurden erfolgreich getestet, potenzielle Fehlerquellen werden zuverlässig erkannt und Rückmeldungen benutzerfreundlich ausgegeben. Die Anwendung ist strukturell so aufgebaut, dass eine Erweiterung der Testabdeckung jederzeit möglich ist.</w:t>
       </w:r>
     </w:p>
     <w:p>
@@ -8086,6 +8043,7 @@
         <w:rPr>
           <w:lang w:val="de-CH"/>
         </w:rPr>
+        <w:lastRenderedPageBreak/>
         <w:t>9</w:t>
       </w:r>
       <w:r>
@@ -8133,12 +8091,6 @@
           <w:lang w:val="de-CH"/>
         </w:rPr>
         <w:br/>
-      </w:r>
-      <w:r>
-        <w:rPr>
-          <w:lang w:val="de-CH"/>
-        </w:rPr>
-        <w:lastRenderedPageBreak/>
         <w:t>– Node.js ab Version 18</w:t>
       </w:r>
       <w:r>
@@ -8735,6 +8687,7 @@
         <w:rPr>
           <w:lang w:val="de-CH"/>
         </w:rPr>
+        <w:lastRenderedPageBreak/>
         <w:pict w14:anchorId="2CCE2609">
           <v:rect id="_x0000_i1045" style="width:0;height:1.5pt" o:hralign="center" o:hrstd="t" o:hr="t" fillcolor="#a0a0a0" stroked="f"/>
         </w:pict>
@@ -8780,7 +8733,6 @@
         <w:rPr>
           <w:lang w:val="de-CH"/>
         </w:rPr>
-        <w:lastRenderedPageBreak/>
         <w:t>10</w:t>
       </w:r>
       <w:r>
